--- a/Отчет_лабораторная_2_мультимодальные_модели.docx
+++ b/Отчет_лабораторная_2_мультимодальные_модели.docx
@@ -4013,7 +4013,7 @@
           <w:b w:val="0"/>
           <w:sz w:val="28"/>
         </w:rPr>
-        <w:t xml:space="preserve">Ноутбук Colab с выполненными ячейками: </w:t>
+        <w:t xml:space="preserve">Публичный блокнот с выполненными ячейками, открыть в Colab: </w:t>
       </w:r>
       <w:hyperlink r:id="rId17">
         <w:r>
@@ -4021,7 +4021,7 @@
             <w:color w:val="0563C1"/>
             <w:u w:val="single"/>
           </w:rPr>
-          <w:t>https://colab.research.google.com/drive/1sclLPDJ1oEjKyLvKO93PNRFcZQucXXFd?usp=sharing</w:t>
+          <w:t>https://colab.research.google.com/github/arinchees/lab2-multimodal-reviews-product-metrics/blob/main/lab2_multimodal_reviews_T4.ipynb</w:t>
         </w:r>
       </w:hyperlink>
     </w:p>
